--- a/images/NDA_Creation_Flow_Complete_Reference (1) (DE).docx
+++ b/images/NDA_Creation_Flow_Complete_Reference (1) (DE).docx
@@ -396,7 +396,7 @@
         </w:rPr>
         <w:t xml:space="preserve">-- Verfolgt, ob der Anbieter die Annahme/Ablehnung gemäß der NDA-Version vorgenommen hat.</w:t>
         <w:br/>
-        <w:t xml:space="preserve">-- Fehlende Zeile für einen Lieferanten + NDA = implizit ABGELEHNT (wird über IFNULL in SQL behandelt).</w:t>
+        <w:t xml:space="preserve">-- Fehlende Zeile für einen Lieferanten + NDA = implizit ABGELEHNT (wird in SQL über IFNULL behandelt).</w:t>
         <w:br/>
         <w:t xml:space="preserve">CREATE TABLE nda_vendor_status (</w:t>
         <w:br/>
